--- a/OnlineAuctionSystem_Saraf Swathi_USC_UCT.pdf.docx
+++ b/OnlineAuctionSystem_Saraf Swathi_USC_UCT.pdf.docx
@@ -99,21 +99,13 @@
       <w:pPr>
         <w:jc w:val="right"/>
         <w:rPr>
-          <w:sz w:val="36"/>
-          <w:szCs w:val="36"/>
-          <w:lang w:val="en-US"/>
-        </w:rPr>
-      </w:pPr>
-      <w:r>
-        <w:rPr>
           <w:b/>
           <w:bCs/>
           <w:sz w:val="36"/>
           <w:szCs w:val="36"/>
           <w:lang w:val="sv-SE"/>
         </w:rPr>
-        <w:t>[</w:t>
-      </w:r>
+      </w:pPr>
       <w:r>
         <w:rPr>
           <w:b/>
@@ -122,7 +114,17 @@
           <w:szCs w:val="36"/>
           <w:lang w:val="sv-SE"/>
         </w:rPr>
-        <w:t>J.NIKITHA</w:t>
+        <w:t>[</w:t>
+      </w:r>
+      <w:r>
+        <w:rPr>
+          <w:b/>
+          <w:bCs/>
+          <w:sz w:val="36"/>
+          <w:szCs w:val="36"/>
+          <w:lang w:val="sv-SE"/>
+        </w:rPr>
+        <w:t>Saraf Swathi</w:t>
       </w:r>
       <w:r>
         <w:rPr>
@@ -3397,20 +3399,17 @@
           <w:szCs w:val="36"/>
           <w:lang w:val="en-GB"/>
         </w:rPr>
-        <w:t>Code submission (</w:t>
-      </w:r>
-      <w:hyperlink r:id="rId25" w:history="1">
-        <w:r>
-          <w:rPr>
-            <w:rStyle w:val="Hyperlink"/>
-            <w:b/>
-            <w:sz w:val="36"/>
-            <w:szCs w:val="36"/>
-            <w:lang w:val="en-GB"/>
-          </w:rPr>
-          <w:t>https://github.com/Nikithareddy41/upskillcampus/blob/main/Main.java</w:t>
-        </w:r>
-      </w:hyperlink>
+        <w:t xml:space="preserve">Code submission </w:t>
+      </w:r>
+      <w:r>
+        <w:rPr>
+          <w:b/>
+          <w:sz w:val="36"/>
+          <w:szCs w:val="36"/>
+          <w:lang w:val="en-GB"/>
+        </w:rPr>
+        <w:t>(</w:t>
+      </w:r>
       <w:r>
         <w:rPr>
           <w:b/>
@@ -3449,28 +3448,7 @@
           <w:szCs w:val="36"/>
           <w:lang w:val="en-GB"/>
         </w:rPr>
-        <w:t>Report submission (</w:t>
-      </w:r>
-      <w:hyperlink r:id="rId26" w:history="1">
-        <w:r>
-          <w:rPr>
-            <w:rStyle w:val="Hyperlink"/>
-            <w:b/>
-            <w:sz w:val="36"/>
-            <w:szCs w:val="36"/>
-            <w:lang w:val="en-GB"/>
-          </w:rPr>
-          <w:t>https://github.com/Nikithareddy41/upskillcampus/blob/main/OnlineAuctionSystem_Nikitha_USC_UCT.pdf.docx</w:t>
-        </w:r>
-      </w:hyperlink>
-      <w:r>
-        <w:rPr>
-          <w:b/>
-          <w:sz w:val="36"/>
-          <w:szCs w:val="36"/>
-          <w:lang w:val="en-GB"/>
-        </w:rPr>
-        <w:t xml:space="preserve">)  </w:t>
+        <w:t xml:space="preserve">Report submission ()  </w:t>
       </w:r>
     </w:p>
     <w:p>
@@ -4955,8 +4933,8 @@
       </w:pPr>
     </w:p>
     <w:sectPr>
-      <w:headerReference w:type="default" r:id="rId27"/>
-      <w:footerReference w:type="default" r:id="rId28"/>
+      <w:headerReference w:type="default" r:id="rId25"/>
+      <w:footerReference w:type="default" r:id="rId26"/>
       <w:pgSz w:w="11906" w:h="16838"/>
       <w:pgMar w:top="1440" w:right="1440" w:bottom="1440" w:left="1440" w:header="708" w:footer="708" w:gutter="0"/>
       <w:cols w:space="708"/>
@@ -6129,6 +6107,18 @@
       <w:shd w:val="clear" w:color="auto" w:fill="E1DFDD"/>
     </w:rPr>
   </w:style>
+  <w:style w:type="character" w:styleId="FollowedHyperlink">
+    <w:name w:val="FollowedHyperlink"/>
+    <w:basedOn w:val="DefaultParagraphFont"/>
+    <w:uiPriority w:val="99"/>
+    <w:semiHidden/>
+    <w:unhideWhenUsed/>
+    <w:rsid w:val="00F447D5"/>
+    <w:rPr>
+      <w:color w:val="954F72" w:themeColor="followedHyperlink"/>
+      <w:u w:val="single"/>
+    </w:rPr>
+  </w:style>
 </w:styles>
 </file>
 

--- a/OnlineAuctionSystem_Saraf Swathi_USC_UCT.pdf.docx
+++ b/OnlineAuctionSystem_Saraf Swathi_USC_UCT.pdf.docx
@@ -3410,6 +3410,18 @@
         </w:rPr>
         <w:t>(</w:t>
       </w:r>
+      <w:hyperlink r:id="rId25" w:history="1">
+        <w:r>
+          <w:rPr>
+            <w:rStyle w:val="Hyperlink"/>
+            <w:b/>
+            <w:sz w:val="36"/>
+            <w:szCs w:val="36"/>
+            <w:lang w:val="en-GB"/>
+          </w:rPr>
+          <w:t>https://github.com/SarafSwathi/upskillcampus.git</w:t>
+        </w:r>
+      </w:hyperlink>
       <w:r>
         <w:rPr>
           <w:b/>
@@ -3448,7 +3460,28 @@
           <w:szCs w:val="36"/>
           <w:lang w:val="en-GB"/>
         </w:rPr>
-        <w:t xml:space="preserve">Report submission ()  </w:t>
+        <w:t>Report submission (</w:t>
+      </w:r>
+      <w:hyperlink r:id="rId26" w:history="1">
+        <w:r>
+          <w:rPr>
+            <w:rStyle w:val="Hyperlink"/>
+            <w:b/>
+            <w:sz w:val="36"/>
+            <w:szCs w:val="36"/>
+            <w:lang w:val="en-GB"/>
+          </w:rPr>
+          <w:t>https://github.com/SarafSwathi/upskillcampus/blob/main/OnlineAuctionSystem_Saraf%20Swathi_USC_UCT.pdf.docx</w:t>
+        </w:r>
+      </w:hyperlink>
+      <w:r>
+        <w:rPr>
+          <w:b/>
+          <w:sz w:val="36"/>
+          <w:szCs w:val="36"/>
+          <w:lang w:val="en-GB"/>
+        </w:rPr>
+        <w:t xml:space="preserve">)  </w:t>
       </w:r>
     </w:p>
     <w:p>
@@ -4933,8 +4966,8 @@
       </w:pPr>
     </w:p>
     <w:sectPr>
-      <w:headerReference w:type="default" r:id="rId25"/>
-      <w:footerReference w:type="default" r:id="rId26"/>
+      <w:headerReference w:type="default" r:id="rId27"/>
+      <w:footerReference w:type="default" r:id="rId28"/>
       <w:pgSz w:w="11906" w:h="16838"/>
       <w:pgMar w:top="1440" w:right="1440" w:bottom="1440" w:left="1440" w:header="708" w:footer="708" w:gutter="0"/>
       <w:cols w:space="708"/>
